--- a/pr-preview/pr-429/exploratory-descriptive-handout.docx
+++ b/pr-preview/pr-429/exploratory-descriptive-handout.docx
@@ -15,7 +15,7 @@
         <w:pStyle w:val="Date"/>
       </w:pPr>
       <w:r>
-        <w:t xml:space="preserve">Last modified: 2026-10-22 12:34:18 (PDT)</w:t>
+        <w:t xml:space="preserve">Last modified: 2026-10-22 13:40:01 (PDT)</w:t>
       </w:r>
     </w:p>
     <w:bookmarkStart w:id="24" w:name="introduction"/>

--- a/pr-preview/pr-429/exploratory-descriptive-handout.docx
+++ b/pr-preview/pr-429/exploratory-descriptive-handout.docx
@@ -15,7 +15,7 @@
         <w:pStyle w:val="Date"/>
       </w:pPr>
       <w:r>
-        <w:t xml:space="preserve">Last modified: 2026-10-22 13:40:01 (PDT)</w:t>
+        <w:t xml:space="preserve">Last modified: 2026-10-22 15:45:15 (PDT)</w:t>
       </w:r>
     </w:p>
     <w:bookmarkStart w:id="24" w:name="introduction"/>
@@ -2136,6 +2136,7 @@
         <m:oMath>
           <m:r>
             <m:rPr>
+              <m:scr m:val="double-struck"/>
               <m:sty m:val="p"/>
             </m:rPr>
             <m:t>P</m:t>
@@ -2369,6 +2370,7 @@
         <m:oMath>
           <m:r>
             <m:rPr>
+              <m:scr m:val="double-struck"/>
               <m:sty m:val="p"/>
             </m:rPr>
             <m:t>P</m:t>
@@ -2558,6 +2560,7 @@
         </m:r>
         <m:r>
           <m:rPr>
+            <m:scr m:val="double-struck"/>
             <m:sty m:val="p"/>
           </m:rPr>
           <m:t>P</m:t>
@@ -2889,6 +2892,7 @@
           </m:r>
           <m:r>
             <m:rPr>
+              <m:scr m:val="double-struck"/>
               <m:sty m:val="p"/>
             </m:rPr>
             <m:t>P</m:t>
@@ -2915,6 +2919,7 @@
       <m:oMath>
         <m:r>
           <m:rPr>
+            <m:scr m:val="double-struck"/>
             <m:sty m:val="p"/>
           </m:rPr>
           <m:t>P</m:t>
